--- a/Job Applications - Oct 2026/01 Queens University - Project Coordinator Research/Adekunle_Adeniji_Cover_Letter_Queens_Project_Coordinator_Research.docx
+++ b/Job Applications - Oct 2026/01 Queens University - Project Coordinator Research/Adekunle_Adeniji_Cover_Letter_Queens_Project_Coordinator_Research.docx
@@ -131,7 +131,7 @@
         <w:jc w:val="left"/>
       </w:pPr>
       <w:r>
-        <w:t xml:space="preserve">Today, as Project Manager and Program Lead at Emole Futures Initiative in Kingston, I run four concurrent workstreams for the Black Youth in Business program. I build and baseline budgets, monitor spend and analyse variance, and document decisions and next steps after every planning meeting. I also designed and analysed a 27-question community intake survey and applied established evaluation methods to measure outcomes against objectives. That hands-on work with instrument design, data reconciliation, and reporting would carry directly into supporting a research project's data collection, timelines, and reporting.</w:t>
+        <w:t xml:space="preserve">Today, as Project Manager and Program Lead at Emole Futures Initiative in Kingston, I run four concurrent workstreams for the Black Youth in Business program. I build and baseline budgets, monitor spend and analyse variance, and document decisions and next steps from planning meetings. I also designed and analysed a 27-question community intake survey and applied established evaluation methods to measure outcomes against objectives. That hands-on work with instrument design, data reconciliation, and reporting would carry directly into supporting a research project's data collection, timelines, and reporting.</w:t>
       </w:r>
     </w:p>
     <w:p>
